--- a/uploads/Proposta/PropostaOPERACIONAL 2027_MARMOMAC _.docx
+++ b/uploads/Proposta/PropostaOPERACIONAL 2027_MARMOMAC _.docx
@@ -638,7 +638,7 @@
             <w:br/>
             <w:t xml:space="preserve"/>
             <w:br/>
-            <w:t xml:space="preserve">• 1 Analista De Projetos, 45 Diária(s), de: 09/01/2027 até: 22/02/2027</w:t>
+            <w:t xml:space="preserve">• 1 Analista De Projetos, 40 Diária(s), de: 14/01/2027 até: 22/02/2027</w:t>
           </w:r>
         </w:t>
       </w:r>
@@ -1048,7 +1048,7 @@
           <w:sz w:val="24"/>
           <w:szCs w:val="24"/>
         </w:rPr>
-        <w:t xml:space="preserve">• 3 Fiscal Diurno, 14 Diária(s), de: 22/02/2027 até: 07/03/2027</w:t>
+        <w:t xml:space="preserve">• 2 Fiscal Diurno, 14 Diária(s), de: 22/02/2027 até: 07/03/2027</w:t>
       </w:r>
     </w:p>
     <w:p>
@@ -1363,7 +1363,7 @@
           <w:sz w:val="24"/>
           <w:szCs w:val="24"/>
         </w:rPr>
-        <w:t xml:space="preserve">R$ 97.340,60</w:t>
+        <w:t xml:space="preserve">R$ 85.625,17</w:t>
       </w:r>
       <w:r>
         <w:rPr>
@@ -1542,7 +1542,7 @@
           <w:i/>
           <w:iCs/>
         </w:rPr>
-        <w:t xml:space="preserve">01/06/2026</w:t>
+        <w:t xml:space="preserve">28/09/2026</w:t>
       </w:r>
     </w:p>
     <w:p>
